--- a/JOSHUA D THO - SOFTWARE ENGINEER.docx
+++ b/JOSHUA D THO - SOFTWARE ENGINEER.docx
@@ -3622,42 +3622,49 @@
     </w:p>
     <w:p>
       <w:pPr>
-        <w:rPr>
-          <w:rFonts w:ascii="Garamond" w:hAnsi="Garamond"/>
-          <w:b/>
-          <w:bCs/>
-          <w:u w:val="single"/>
-        </w:rPr>
-      </w:pPr>
-      <w:r>
-        <w:rPr>
-          <w:rFonts w:ascii="Garamond" w:hAnsi="Garamond"/>
-          <w:b/>
-          <w:bCs/>
-          <w:u w:val="single"/>
-        </w:rPr>
-        <w:t>FRONT END</w:t>
-      </w:r>
-    </w:p>
-    <w:p>
-      <w:pPr>
-        <w:rPr>
-          <w:rFonts w:ascii="Garamond" w:hAnsi="Garamond"/>
-        </w:rPr>
-      </w:pPr>
-    </w:p>
-    <w:p>
-      <w:pPr>
-        <w:rPr>
-          <w:rFonts w:ascii="Garamond" w:hAnsi="Garamond"/>
-        </w:rPr>
-      </w:pPr>
-      <w:r>
-        <w:rPr>
-          <w:rFonts w:ascii="Garamond" w:hAnsi="Garamond"/>
-        </w:rPr>
-        <w:t>HTML / CSS / JS “Weekly Predictor”</w:t>
-      </w:r>
+        <w:jc w:val="center"/>
+        <w:rPr>
+          <w:rFonts w:ascii="Garamond" w:hAnsi="Garamond"/>
+          <w:b/>
+          <w:bCs/>
+        </w:rPr>
+      </w:pPr>
+      <w:hyperlink r:id="rId10" w:history="1">
+        <w:r>
+          <w:rPr>
+            <w:rStyle w:val="Hyperlink"/>
+            <w:rFonts w:ascii="Garamond" w:hAnsi="Garamond"/>
+            <w:b/>
+            <w:bCs/>
+            <w:u w:val="none"/>
+          </w:rPr>
+          <w:t>FRONT END</w:t>
+        </w:r>
+      </w:hyperlink>
+    </w:p>
+    <w:p>
+      <w:pPr>
+        <w:rPr>
+          <w:rFonts w:ascii="Garamond" w:hAnsi="Garamond"/>
+        </w:rPr>
+      </w:pPr>
+    </w:p>
+    <w:p>
+      <w:pPr>
+        <w:rPr>
+          <w:rFonts w:ascii="Garamond" w:hAnsi="Garamond"/>
+        </w:rPr>
+      </w:pPr>
+      <w:hyperlink r:id="rId11" w:history="1">
+        <w:r>
+          <w:rPr>
+            <w:rStyle w:val="Hyperlink"/>
+            <w:rFonts w:ascii="Garamond" w:hAnsi="Garamond"/>
+            <w:u w:val="none"/>
+          </w:rPr>
+          <w:t>HTML / CSS / JS “Weekly Predictor”</w:t>
+        </w:r>
+      </w:hyperlink>
     </w:p>
     <w:p>
       <w:pPr>
@@ -3708,12 +3715,16 @@
           <w:rFonts w:ascii="Garamond" w:hAnsi="Garamond"/>
         </w:rPr>
       </w:pPr>
-      <w:r>
-        <w:rPr>
-          <w:rFonts w:ascii="Garamond" w:hAnsi="Garamond"/>
-        </w:rPr>
-        <w:t>HTML / CSS / JS “Trick-Taking Game”</w:t>
-      </w:r>
+      <w:hyperlink r:id="rId12" w:history="1">
+        <w:r>
+          <w:rPr>
+            <w:rStyle w:val="Hyperlink"/>
+            <w:rFonts w:ascii="Garamond" w:hAnsi="Garamond"/>
+            <w:u w:val="none"/>
+          </w:rPr>
+          <w:t>HTML / CSS / JS “Trick-Taking Game”</w:t>
+        </w:r>
+      </w:hyperlink>
     </w:p>
     <w:p>
       <w:pPr>
@@ -3764,24 +3775,32 @@
           <w:rFonts w:ascii="Garamond" w:hAnsi="Garamond"/>
         </w:rPr>
       </w:pPr>
-      <w:r>
-        <w:rPr>
-          <w:rFonts w:ascii="Garamond" w:hAnsi="Garamond"/>
-        </w:rPr>
-        <w:t>HTML / CSS / JS “</w:t>
-      </w:r>
-      <w:r>
-        <w:rPr>
-          <w:rFonts w:ascii="Garamond" w:hAnsi="Garamond"/>
-        </w:rPr>
-        <w:t xml:space="preserve">W.U. </w:t>
-      </w:r>
-      <w:r>
-        <w:rPr>
-          <w:rFonts w:ascii="Garamond" w:hAnsi="Garamond"/>
-        </w:rPr>
-        <w:t>Tic-Tac-Toe”</w:t>
-      </w:r>
+      <w:hyperlink r:id="rId13" w:history="1">
+        <w:r>
+          <w:rPr>
+            <w:rStyle w:val="Hyperlink"/>
+            <w:rFonts w:ascii="Garamond" w:hAnsi="Garamond"/>
+            <w:u w:val="none"/>
+          </w:rPr>
+          <w:t>HTML / CSS / JS “</w:t>
+        </w:r>
+        <w:r>
+          <w:rPr>
+            <w:rStyle w:val="Hyperlink"/>
+            <w:rFonts w:ascii="Garamond" w:hAnsi="Garamond"/>
+            <w:u w:val="none"/>
+          </w:rPr>
+          <w:t xml:space="preserve">W.U. </w:t>
+        </w:r>
+        <w:r>
+          <w:rPr>
+            <w:rStyle w:val="Hyperlink"/>
+            <w:rFonts w:ascii="Garamond" w:hAnsi="Garamond"/>
+            <w:u w:val="none"/>
+          </w:rPr>
+          <w:t>Tic-Tac-Toe”</w:t>
+        </w:r>
+      </w:hyperlink>
     </w:p>
     <w:p>
       <w:pPr>
@@ -3844,12 +3863,16 @@
           <w:rFonts w:ascii="Garamond" w:hAnsi="Garamond"/>
         </w:rPr>
       </w:pPr>
-      <w:r>
-        <w:rPr>
-          <w:rFonts w:ascii="Garamond" w:hAnsi="Garamond"/>
-        </w:rPr>
-        <w:t>HTML / CSS / JS “Interactive Memory Game”</w:t>
-      </w:r>
+      <w:hyperlink r:id="rId14" w:history="1">
+        <w:r>
+          <w:rPr>
+            <w:rStyle w:val="Hyperlink"/>
+            <w:rFonts w:ascii="Garamond" w:hAnsi="Garamond"/>
+            <w:u w:val="none"/>
+          </w:rPr>
+          <w:t>HTML / CSS / JS “Interactive Memory Game”</w:t>
+        </w:r>
+      </w:hyperlink>
     </w:p>
     <w:p>
       <w:pPr>
@@ -3900,12 +3923,16 @@
           <w:rFonts w:ascii="Garamond" w:hAnsi="Garamond"/>
         </w:rPr>
       </w:pPr>
-      <w:r>
-        <w:rPr>
-          <w:rFonts w:ascii="Garamond" w:hAnsi="Garamond"/>
-        </w:rPr>
-        <w:t>Python 3 “Knight’s Tour – to 41 Moves”</w:t>
-      </w:r>
+      <w:hyperlink r:id="rId15" w:history="1">
+        <w:r>
+          <w:rPr>
+            <w:rStyle w:val="Hyperlink"/>
+            <w:rFonts w:ascii="Garamond" w:hAnsi="Garamond"/>
+            <w:u w:val="none"/>
+          </w:rPr>
+          <w:t>Python 3 “Knight’s Tour – to 41 Moves”</w:t>
+        </w:r>
+      </w:hyperlink>
     </w:p>
     <w:p>
       <w:pPr>
@@ -3945,6 +3972,46 @@
     </w:p>
     <w:p>
       <w:pPr>
+        <w:rPr>
+          <w:rFonts w:ascii="Garamond" w:hAnsi="Garamond"/>
+        </w:rPr>
+      </w:pPr>
+    </w:p>
+    <w:p>
+      <w:pPr>
+        <w:rPr>
+          <w:rFonts w:ascii="Garamond" w:hAnsi="Garamond"/>
+        </w:rPr>
+      </w:pPr>
+      <w:hyperlink r:id="rId16" w:history="1">
+        <w:r>
+          <w:rPr>
+            <w:rStyle w:val="Hyperlink"/>
+            <w:rFonts w:ascii="Garamond" w:hAnsi="Garamond"/>
+            <w:u w:val="none"/>
+          </w:rPr>
+          <w:t xml:space="preserve">C# “Data </w:t>
+        </w:r>
+        <w:r>
+          <w:rPr>
+            <w:rStyle w:val="Hyperlink"/>
+            <w:rFonts w:ascii="Garamond" w:hAnsi="Garamond"/>
+            <w:u w:val="none"/>
+          </w:rPr>
+          <w:t>Mapping</w:t>
+        </w:r>
+        <w:r>
+          <w:rPr>
+            <w:rStyle w:val="Hyperlink"/>
+            <w:rFonts w:ascii="Garamond" w:hAnsi="Garamond"/>
+            <w:u w:val="none"/>
+          </w:rPr>
+          <w:t xml:space="preserve"> and Transformations”</w:t>
+        </w:r>
+      </w:hyperlink>
+    </w:p>
+    <w:p>
+      <w:pPr>
         <w:pStyle w:val="ListParagraph"/>
         <w:numPr>
           <w:ilvl w:val="0"/>
@@ -3958,51 +4025,45 @@
         <w:rPr>
           <w:rFonts w:ascii="Garamond" w:hAnsi="Garamond"/>
         </w:rPr>
-        <w:t xml:space="preserve">Correct solution included alongside the author’s </w:t>
-      </w:r>
-      <w:r>
-        <w:rPr>
-          <w:rFonts w:ascii="Garamond" w:hAnsi="Garamond"/>
-        </w:rPr>
-        <w:t>attempt</w:t>
-      </w:r>
-      <w:r>
-        <w:rPr>
-          <w:rFonts w:ascii="Garamond" w:hAnsi="Garamond"/>
-        </w:rPr>
-        <w:t>, for your reference</w:t>
-      </w:r>
-    </w:p>
-    <w:p>
-      <w:pPr>
-        <w:rPr>
-          <w:rFonts w:ascii="Garamond" w:hAnsi="Garamond"/>
-        </w:rPr>
-      </w:pPr>
-    </w:p>
-    <w:p>
-      <w:pPr>
-        <w:rPr>
-          <w:rFonts w:ascii="Garamond" w:hAnsi="Garamond"/>
-        </w:rPr>
-      </w:pPr>
-      <w:r>
-        <w:rPr>
-          <w:rFonts w:ascii="Garamond" w:hAnsi="Garamond"/>
-        </w:rPr>
-        <w:t xml:space="preserve">C# “Data </w:t>
-      </w:r>
-      <w:r>
-        <w:rPr>
-          <w:rFonts w:ascii="Garamond" w:hAnsi="Garamond"/>
-        </w:rPr>
-        <w:t>Mapping</w:t>
-      </w:r>
-      <w:r>
-        <w:rPr>
-          <w:rFonts w:ascii="Garamond" w:hAnsi="Garamond"/>
-        </w:rPr>
-        <w:t xml:space="preserve"> and Transformations”</w:t>
+        <w:t xml:space="preserve">Purpose: Maps a series of numbers and </w:t>
+      </w:r>
+      <w:proofErr w:type="gramStart"/>
+      <w:r>
+        <w:rPr>
+          <w:rFonts w:ascii="Garamond" w:hAnsi="Garamond"/>
+        </w:rPr>
+        <w:t>performs</w:t>
+      </w:r>
+      <w:proofErr w:type="gramEnd"/>
+      <w:r>
+        <w:rPr>
+          <w:rFonts w:ascii="Garamond" w:hAnsi="Garamond"/>
+        </w:rPr>
+        <w:t xml:space="preserve"> transformation</w:t>
+      </w:r>
+      <w:r>
+        <w:rPr>
+          <w:rFonts w:ascii="Garamond" w:hAnsi="Garamond"/>
+        </w:rPr>
+        <w:t>s</w:t>
+      </w:r>
+      <w:r>
+        <w:rPr>
+          <w:rFonts w:ascii="Garamond" w:hAnsi="Garamond"/>
+        </w:rPr>
+        <w:t xml:space="preserve"> on the</w:t>
+      </w:r>
+      <w:r>
+        <w:rPr>
+          <w:rFonts w:ascii="Garamond" w:hAnsi="Garamond"/>
+        </w:rPr>
+        <w:t>m</w:t>
+      </w:r>
+      <w:r>
+        <w:rPr>
+          <w:rFonts w:ascii="Garamond" w:hAnsi="Garamond"/>
+        </w:rPr>
+        <w:t xml:space="preserve"> according to definition</w:t>
       </w:r>
     </w:p>
     <w:p>
@@ -4020,44 +4081,32 @@
         <w:rPr>
           <w:rFonts w:ascii="Garamond" w:hAnsi="Garamond"/>
         </w:rPr>
-        <w:t xml:space="preserve">Purpose: Maps a series of numbers and </w:t>
-      </w:r>
-      <w:r>
-        <w:rPr>
-          <w:rFonts w:ascii="Garamond" w:hAnsi="Garamond"/>
-        </w:rPr>
-        <w:t>performs</w:t>
-      </w:r>
-      <w:r>
-        <w:rPr>
-          <w:rFonts w:ascii="Garamond" w:hAnsi="Garamond"/>
-        </w:rPr>
-        <w:t xml:space="preserve"> transformation</w:t>
-      </w:r>
-      <w:r>
-        <w:rPr>
-          <w:rFonts w:ascii="Garamond" w:hAnsi="Garamond"/>
-        </w:rPr>
-        <w:t>s</w:t>
-      </w:r>
-      <w:r>
-        <w:rPr>
-          <w:rFonts w:ascii="Garamond" w:hAnsi="Garamond"/>
-        </w:rPr>
-        <w:t xml:space="preserve"> on the</w:t>
-      </w:r>
-      <w:r>
-        <w:rPr>
-          <w:rFonts w:ascii="Garamond" w:hAnsi="Garamond"/>
-        </w:rPr>
-        <w:t>m</w:t>
-      </w:r>
-      <w:r>
-        <w:rPr>
-          <w:rFonts w:ascii="Garamond" w:hAnsi="Garamond"/>
-        </w:rPr>
-        <w:t xml:space="preserve"> according to definition</w:t>
-      </w:r>
+        <w:t>Demonstrates C# console programming, data mapping and transformations according to pre-defined rules</w:t>
+      </w:r>
+    </w:p>
+    <w:p>
+      <w:pPr>
+        <w:rPr>
+          <w:rFonts w:ascii="Garamond" w:hAnsi="Garamond"/>
+        </w:rPr>
+      </w:pPr>
+    </w:p>
+    <w:p>
+      <w:pPr>
+        <w:rPr>
+          <w:rFonts w:ascii="Garamond" w:hAnsi="Garamond"/>
+        </w:rPr>
+      </w:pPr>
+      <w:hyperlink r:id="rId17" w:history="1">
+        <w:r>
+          <w:rPr>
+            <w:rStyle w:val="Hyperlink"/>
+            <w:rFonts w:ascii="Garamond" w:hAnsi="Garamond"/>
+            <w:u w:val="none"/>
+          </w:rPr>
+          <w:t>C# “Input Filtering Example: Cross-Sections and Constraints”</w:t>
+        </w:r>
+      </w:hyperlink>
     </w:p>
     <w:p>
       <w:pPr>
@@ -4074,27 +4123,19 @@
         <w:rPr>
           <w:rFonts w:ascii="Garamond" w:hAnsi="Garamond"/>
         </w:rPr>
-        <w:t>Demonstrates C# console programming, data mapping and transformations according to pre-defined rules</w:t>
-      </w:r>
-    </w:p>
-    <w:p>
-      <w:pPr>
-        <w:rPr>
-          <w:rFonts w:ascii="Garamond" w:hAnsi="Garamond"/>
-        </w:rPr>
-      </w:pPr>
-    </w:p>
-    <w:p>
-      <w:pPr>
-        <w:rPr>
-          <w:rFonts w:ascii="Garamond" w:hAnsi="Garamond"/>
-        </w:rPr>
-      </w:pPr>
-      <w:r>
-        <w:rPr>
-          <w:rFonts w:ascii="Garamond" w:hAnsi="Garamond"/>
-        </w:rPr>
-        <w:t>C# “Input Filtering Example: Cross-Sections and Constraints”</w:t>
+        <w:t xml:space="preserve">Purpose: Filtering </w:t>
+      </w:r>
+      <w:r>
+        <w:rPr>
+          <w:rFonts w:ascii="Garamond" w:hAnsi="Garamond"/>
+        </w:rPr>
+        <w:t xml:space="preserve">comma-separated </w:t>
+      </w:r>
+      <w:r>
+        <w:rPr>
+          <w:rFonts w:ascii="Garamond" w:hAnsi="Garamond"/>
+        </w:rPr>
+        <w:t>textual input</w:t>
       </w:r>
     </w:p>
     <w:p>
@@ -4112,36 +4153,6 @@
         <w:rPr>
           <w:rFonts w:ascii="Garamond" w:hAnsi="Garamond"/>
         </w:rPr>
-        <w:t xml:space="preserve">Purpose: Filtering </w:t>
-      </w:r>
-      <w:r>
-        <w:rPr>
-          <w:rFonts w:ascii="Garamond" w:hAnsi="Garamond"/>
-        </w:rPr>
-        <w:t xml:space="preserve">comma-separated </w:t>
-      </w:r>
-      <w:r>
-        <w:rPr>
-          <w:rFonts w:ascii="Garamond" w:hAnsi="Garamond"/>
-        </w:rPr>
-        <w:t>textual input</w:t>
-      </w:r>
-    </w:p>
-    <w:p>
-      <w:pPr>
-        <w:pStyle w:val="ListParagraph"/>
-        <w:numPr>
-          <w:ilvl w:val="0"/>
-          <w:numId w:val="10"/>
-        </w:numPr>
-        <w:rPr>
-          <w:rFonts w:ascii="Garamond" w:hAnsi="Garamond"/>
-        </w:rPr>
-      </w:pPr>
-      <w:r>
-        <w:rPr>
-          <w:rFonts w:ascii="Garamond" w:hAnsi="Garamond"/>
-        </w:rPr>
         <w:t>Demonstrates C# console programming, input filtering according to programmed-in constraints</w:t>
       </w:r>
     </w:p>
@@ -4164,30 +4175,20 @@
     </w:p>
     <w:p>
       <w:pPr>
-        <w:rPr>
-          <w:rFonts w:ascii="Garamond" w:hAnsi="Garamond"/>
-          <w:b/>
-          <w:bCs/>
-          <w:u w:val="single"/>
-        </w:rPr>
-      </w:pPr>
-      <w:r>
-        <w:rPr>
-          <w:rFonts w:ascii="Garamond" w:hAnsi="Garamond"/>
-          <w:b/>
-          <w:bCs/>
-          <w:u w:val="single"/>
-        </w:rPr>
-        <w:t>F</w:t>
-      </w:r>
-      <w:r>
-        <w:rPr>
-          <w:rFonts w:ascii="Garamond" w:hAnsi="Garamond"/>
-          <w:b/>
-          <w:bCs/>
-          <w:u w:val="single"/>
-        </w:rPr>
-        <w:t>ULL – STACK</w:t>
+        <w:jc w:val="center"/>
+        <w:rPr>
+          <w:rFonts w:ascii="Garamond" w:hAnsi="Garamond"/>
+          <w:b/>
+          <w:bCs/>
+        </w:rPr>
+      </w:pPr>
+      <w:r>
+        <w:rPr>
+          <w:rFonts w:ascii="Garamond" w:hAnsi="Garamond"/>
+          <w:b/>
+          <w:bCs/>
+        </w:rPr>
+        <w:t>FULL – STACK</w:t>
       </w:r>
     </w:p>
     <w:p>

--- a/JOSHUA D THO - SOFTWARE ENGINEER.docx
+++ b/JOSHUA D THO - SOFTWARE ENGINEER.docx
@@ -3641,13 +3641,6 @@
           <w:t>FRONT END</w:t>
         </w:r>
       </w:hyperlink>
-    </w:p>
-    <w:p>
-      <w:pPr>
-        <w:rPr>
-          <w:rFonts w:ascii="Garamond" w:hAnsi="Garamond"/>
-        </w:rPr>
-      </w:pPr>
     </w:p>
     <w:p>
       <w:pPr>
@@ -4027,14 +4020,12 @@
         </w:rPr>
         <w:t xml:space="preserve">Purpose: Maps a series of numbers and </w:t>
       </w:r>
-      <w:proofErr w:type="gramStart"/>
       <w:r>
         <w:rPr>
           <w:rFonts w:ascii="Garamond" w:hAnsi="Garamond"/>
         </w:rPr>
         <w:t>performs</w:t>
       </w:r>
-      <w:proofErr w:type="gramEnd"/>
       <w:r>
         <w:rPr>
           <w:rFonts w:ascii="Garamond" w:hAnsi="Garamond"/>

--- a/JOSHUA D THO - SOFTWARE ENGINEER.docx
+++ b/JOSHUA D THO - SOFTWARE ENGINEER.docx
@@ -194,6 +194,86 @@
         </w:rPr>
         <w:t>and Data Engineering</w:t>
       </w:r>
+      <w:r>
+        <w:rPr>
+          <w:rFonts w:ascii="Garamond" w:hAnsi="Garamond"/>
+          <w:sz w:val="22"/>
+          <w:szCs w:val="22"/>
+        </w:rPr>
+        <w:t xml:space="preserve"> </w:t>
+      </w:r>
+      <w:r>
+        <w:rPr>
+          <w:rFonts w:ascii="Garamond" w:hAnsi="Garamond"/>
+          <w:sz w:val="22"/>
+          <w:szCs w:val="22"/>
+        </w:rPr>
+        <w:t>|</w:t>
+      </w:r>
+      <w:r>
+        <w:rPr>
+          <w:rFonts w:ascii="Garamond" w:hAnsi="Garamond"/>
+          <w:sz w:val="22"/>
+          <w:szCs w:val="22"/>
+        </w:rPr>
+        <w:t xml:space="preserve"> Analyst</w:t>
+      </w:r>
+    </w:p>
+    <w:p>
+      <w:pPr>
+        <w:pBdr>
+          <w:bottom w:val="single" w:sz="12" w:space="1" w:color="auto"/>
+        </w:pBdr>
+        <w:rPr>
+          <w:rFonts w:ascii="Garamond" w:hAnsi="Garamond"/>
+          <w:b/>
+          <w:bCs/>
+        </w:rPr>
+      </w:pPr>
+      <w:r>
+        <w:rPr>
+          <w:rFonts w:ascii="Garamond" w:hAnsi="Garamond"/>
+          <w:b/>
+          <w:bCs/>
+        </w:rPr>
+        <w:t>PROFESSIONAL SUMMARY</w:t>
+      </w:r>
+    </w:p>
+    <w:p>
+      <w:pPr>
+        <w:tabs>
+          <w:tab w:val="right" w:pos="10800"/>
+        </w:tabs>
+        <w:spacing w:before="20"/>
+        <w:rPr>
+          <w:rFonts w:ascii="Garamond" w:hAnsi="Garamond"/>
+          <w:b/>
+          <w:bCs/>
+        </w:rPr>
+      </w:pPr>
+      <w:r>
+        <w:rPr>
+          <w:rFonts w:ascii="Garamond" w:hAnsi="Garamond"/>
+          <w:b/>
+          <w:bCs/>
+        </w:rPr>
+        <w:t>Experienced, Full-stack, Solutions Developer with many, transferable skills in Business, Technology, and Instructional Delivery. Adaptable Software Development Engineer, with Analysis acumen and ability to leverage available resources, including Generative and Agentic A.I. platforms.</w:t>
+      </w:r>
+    </w:p>
+    <w:p>
+      <w:pPr>
+        <w:tabs>
+          <w:tab w:val="right" w:pos="10800"/>
+        </w:tabs>
+        <w:spacing w:before="20"/>
+        <w:rPr>
+          <w:rFonts w:ascii="Garamond" w:hAnsi="Garamond"/>
+          <w:b/>
+          <w:bCs/>
+          <w:sz w:val="12"/>
+          <w:szCs w:val="12"/>
+        </w:rPr>
+      </w:pPr>
     </w:p>
     <w:p>
       <w:pPr>
@@ -342,8 +422,8 @@
           <w:rFonts w:ascii="Garamond" w:hAnsi="Garamond"/>
           <w:b/>
           <w:bCs/>
-          <w:sz w:val="8"/>
-          <w:szCs w:val="8"/>
+          <w:sz w:val="12"/>
+          <w:szCs w:val="12"/>
         </w:rPr>
       </w:pPr>
     </w:p>
@@ -3374,6 +3454,7 @@
           <w:sz w:val="18"/>
           <w:szCs w:val="18"/>
         </w:rPr>
+        <w:lastRenderedPageBreak/>
         <w:t xml:space="preserve">M.K.S. 2, L.L.C. (U.S. Department of </w:t>
       </w:r>
       <w:r>
@@ -3589,25 +3670,28 @@
         </w:pBdr>
         <w:rPr>
           <w:rFonts w:ascii="Garamond" w:hAnsi="Garamond"/>
-          <w:b/>
-          <w:bCs/>
-        </w:rPr>
-      </w:pPr>
-      <w:r>
-        <w:rPr>
-          <w:rFonts w:ascii="Garamond" w:hAnsi="Garamond"/>
-          <w:sz w:val="18"/>
-          <w:szCs w:val="18"/>
-        </w:rPr>
-        <w:br w:type="page"/>
-      </w:r>
-      <w:r>
-        <w:rPr>
-          <w:rFonts w:ascii="Garamond" w:hAnsi="Garamond"/>
-          <w:b/>
-          <w:bCs/>
-        </w:rPr>
-        <w:lastRenderedPageBreak/>
+          <w:sz w:val="18"/>
+          <w:szCs w:val="18"/>
+        </w:rPr>
+      </w:pPr>
+    </w:p>
+    <w:p>
+      <w:pPr>
+        <w:pBdr>
+          <w:bottom w:val="single" w:sz="12" w:space="1" w:color="auto"/>
+        </w:pBdr>
+        <w:rPr>
+          <w:rFonts w:ascii="Garamond" w:hAnsi="Garamond"/>
+          <w:b/>
+          <w:bCs/>
+        </w:rPr>
+      </w:pPr>
+      <w:r>
+        <w:rPr>
+          <w:rFonts w:ascii="Garamond" w:hAnsi="Garamond"/>
+          <w:b/>
+          <w:bCs/>
+        </w:rPr>
         <w:t>PROJECTS</w:t>
       </w:r>
     </w:p>

--- a/JOSHUA D THO - SOFTWARE ENGINEER.docx
+++ b/JOSHUA D THO - SOFTWARE ENGINEER.docx
@@ -228,6 +228,20 @@
           <w:rFonts w:ascii="Garamond" w:hAnsi="Garamond"/>
           <w:b/>
           <w:bCs/>
+          <w:sz w:val="12"/>
+          <w:szCs w:val="12"/>
+        </w:rPr>
+      </w:pPr>
+    </w:p>
+    <w:p>
+      <w:pPr>
+        <w:pBdr>
+          <w:bottom w:val="single" w:sz="12" w:space="1" w:color="auto"/>
+        </w:pBdr>
+        <w:rPr>
+          <w:rFonts w:ascii="Garamond" w:hAnsi="Garamond"/>
+          <w:b/>
+          <w:bCs/>
         </w:rPr>
       </w:pPr>
       <w:r>
@@ -257,7 +271,87 @@
           <w:b/>
           <w:bCs/>
         </w:rPr>
-        <w:t>Experienced, Full-stack, Solutions Developer with many, transferable skills in Business, Technology, and Instructional Delivery. Adaptable Software Development Engineer, with Analysis acumen and ability to leverage available resources, including Generative and Agentic A.I. platforms.</w:t>
+        <w:t xml:space="preserve">Experienced, Full-stack, Solutions Developer with </w:t>
+      </w:r>
+      <w:r>
+        <w:rPr>
+          <w:rFonts w:ascii="Garamond" w:hAnsi="Garamond"/>
+          <w:b/>
+          <w:bCs/>
+        </w:rPr>
+        <w:t>many</w:t>
+      </w:r>
+      <w:r>
+        <w:rPr>
+          <w:rFonts w:ascii="Garamond" w:hAnsi="Garamond"/>
+          <w:b/>
+          <w:bCs/>
+        </w:rPr>
+        <w:t xml:space="preserve"> transferable skills in Business</w:t>
+      </w:r>
+      <w:r>
+        <w:rPr>
+          <w:rFonts w:ascii="Garamond" w:hAnsi="Garamond"/>
+          <w:b/>
+          <w:bCs/>
+        </w:rPr>
+        <w:t xml:space="preserve"> and</w:t>
+      </w:r>
+      <w:r>
+        <w:rPr>
+          <w:rFonts w:ascii="Garamond" w:hAnsi="Garamond"/>
+          <w:b/>
+          <w:bCs/>
+        </w:rPr>
+        <w:t xml:space="preserve"> Technology</w:t>
+      </w:r>
+      <w:r>
+        <w:rPr>
+          <w:rFonts w:ascii="Garamond" w:hAnsi="Garamond"/>
+          <w:b/>
+          <w:bCs/>
+        </w:rPr>
+        <w:t>.</w:t>
+      </w:r>
+      <w:r>
+        <w:rPr>
+          <w:rFonts w:ascii="Garamond" w:hAnsi="Garamond"/>
+          <w:b/>
+          <w:bCs/>
+        </w:rPr>
+        <w:t xml:space="preserve"> Adaptable Software Development </w:t>
+      </w:r>
+      <w:r>
+        <w:rPr>
+          <w:rFonts w:ascii="Garamond" w:hAnsi="Garamond"/>
+          <w:b/>
+          <w:bCs/>
+        </w:rPr>
+        <w:t xml:space="preserve">and Data </w:t>
+      </w:r>
+      <w:r>
+        <w:rPr>
+          <w:rFonts w:ascii="Garamond" w:hAnsi="Garamond"/>
+          <w:b/>
+          <w:bCs/>
+        </w:rPr>
+        <w:t xml:space="preserve">Engineer, with Analysis acumen and </w:t>
+      </w:r>
+      <w:r>
+        <w:rPr>
+          <w:rFonts w:ascii="Garamond" w:hAnsi="Garamond"/>
+          <w:b/>
+          <w:bCs/>
+        </w:rPr>
+        <w:t>Statistics. A</w:t>
+      </w:r>
+      <w:r>
+        <w:rPr>
+          <w:rFonts w:ascii="Garamond" w:hAnsi="Garamond"/>
+          <w:b/>
+          <w:bCs/>
+        </w:rPr>
+        <w:t>bility to leverage available resources, including Generative and Agentic A.I. platforms.</w:t>
       </w:r>
     </w:p>
     <w:p>
@@ -382,7 +476,25 @@
           <w:bCs/>
           <w:color w:val="000000"/>
         </w:rPr>
-        <w:t>Master of Science Degree in Information Systems Technologies – Internet/Web Design (Pending)</w:t>
+        <w:t>Master of Science Degree in Information Systems Technologies – Internet/Web Design (Pending</w:t>
+      </w:r>
+      <w:r>
+        <w:rPr>
+          <w:rFonts w:ascii="Garamond" w:hAnsi="Garamond" w:cs="Calibri"/>
+          <w:b/>
+          <w:bCs/>
+          <w:color w:val="000000"/>
+        </w:rPr>
+        <w:t xml:space="preserve"> Cnf.</w:t>
+      </w:r>
+      <w:r>
+        <w:rPr>
+          <w:rFonts w:ascii="Garamond" w:hAnsi="Garamond" w:cs="Calibri"/>
+          <w:b/>
+          <w:bCs/>
+          <w:color w:val="000000"/>
+        </w:rPr>
+        <w:t>)</w:t>
       </w:r>
     </w:p>
     <w:p>
@@ -1794,8 +1906,8 @@
           <w:rFonts w:ascii="Garamond" w:hAnsi="Garamond"/>
           <w:b/>
           <w:bCs/>
-          <w:sz w:val="8"/>
-          <w:szCs w:val="8"/>
+          <w:sz w:val="12"/>
+          <w:szCs w:val="12"/>
         </w:rPr>
       </w:pPr>
     </w:p>
@@ -3416,21 +3528,6 @@
         </w:rPr>
         <w:t>Teams, OneNote, C.I./C.D. pipeline, Team Foundation Server, Amazon Workspaces</w:t>
       </w:r>
-    </w:p>
-    <w:p>
-      <w:pPr>
-        <w:tabs>
-          <w:tab w:val="right" w:pos="10800"/>
-        </w:tabs>
-        <w:spacing w:before="20"/>
-        <w:rPr>
-          <w:rFonts w:ascii="Garamond" w:hAnsi="Garamond"/>
-          <w:b/>
-          <w:bCs/>
-          <w:sz w:val="8"/>
-          <w:szCs w:val="8"/>
-        </w:rPr>
-      </w:pPr>
     </w:p>
     <w:p>
       <w:pPr>
